--- a/Cohort_OMOP_CPRD_attrition_table_GF.docx
+++ b/Cohort_OMOP_CPRD_attrition_table_GF.docx
@@ -341,12 +341,10 @@
               <w:t>acceptable patient flag (</w:t>
             </w:r>
             <w:proofErr w:type="spellStart"/>
-            <w:proofErr w:type="gramStart"/>
             <w:r>
               <w:t>patient.accept</w:t>
             </w:r>
             <w:proofErr w:type="spellEnd"/>
-            <w:proofErr w:type="gramEnd"/>
             <w:r>
               <w:t xml:space="preserve">) is not equal to 1, </w:t>
             </w:r>
@@ -384,12 +382,10 @@
               </w:numPr>
             </w:pPr>
             <w:proofErr w:type="spellStart"/>
-            <w:proofErr w:type="gramStart"/>
             <w:r>
               <w:t>patient.deathdate</w:t>
             </w:r>
             <w:proofErr w:type="spellEnd"/>
-            <w:proofErr w:type="gramEnd"/>
             <w:r>
               <w:t xml:space="preserve"> occurs prior to </w:t>
             </w:r>
@@ -779,19 +775,11 @@
             </w:r>
             <w:proofErr w:type="spellStart"/>
             <w:r>
-              <w:t>aurum_min_accept_</w:t>
-            </w:r>
-            <w:proofErr w:type="gramStart"/>
-            <w:r>
-              <w:t>date</w:t>
+              <w:t>aurum_min_accept_date</w:t>
             </w:r>
             <w:proofErr w:type="spellEnd"/>
-            <w:proofErr w:type="gramEnd"/>
-            <w:r>
-              <w:t xml:space="preserve"> so we did not</w:t>
-            </w:r>
-            <w:r>
-              <w:t xml:space="preserve"> use that and only checked for fractures after observation period end not before</w:t>
+            <w:r>
+              <w:t xml:space="preserve"> so we did not use that and only checked for fractures after observation period end not before</w:t>
             </w:r>
           </w:p>
         </w:tc>
@@ -815,13 +803,7 @@
               <w:rPr>
                 <w:color w:val="000000"/>
               </w:rPr>
-              <w:t>d</w:t>
-            </w:r>
-            <w:r>
-              <w:rPr>
-                <w:color w:val="000000"/>
-              </w:rPr>
-              <w:t>)</w:t>
+              <w:t>d)</w:t>
             </w:r>
           </w:p>
         </w:tc>
@@ -914,13 +896,7 @@
               <w:rPr>
                 <w:color w:val="000000"/>
               </w:rPr>
-              <w:t>e</w:t>
-            </w:r>
-            <w:r>
-              <w:rPr>
-                <w:color w:val="000000"/>
-              </w:rPr>
-              <w:t>)</w:t>
+              <w:t>e)</w:t>
             </w:r>
           </w:p>
         </w:tc>
@@ -1200,19 +1176,7 @@
               <w:rPr>
                 <w:color w:val="000000"/>
               </w:rPr>
-              <w:t xml:space="preserve">Cleaning </w:t>
-            </w:r>
-            <w:r>
-              <w:rPr>
-                <w:color w:val="000000"/>
-              </w:rPr>
-              <w:t>C</w:t>
-            </w:r>
-            <w:r>
-              <w:rPr>
-                <w:color w:val="000000"/>
-              </w:rPr>
-              <w:t>ohort</w:t>
+              <w:t>Cleaning Cohort</w:t>
             </w:r>
           </w:p>
         </w:tc>
@@ -1535,13 +1499,7 @@
               <w:rPr>
                 <w:color w:val="000000"/>
               </w:rPr>
-              <w:t>I</w:t>
-            </w:r>
-            <w:r>
-              <w:rPr>
-                <w:color w:val="000000"/>
-              </w:rPr>
-              <w:t xml:space="preserve">ndex </w:t>
+              <w:t xml:space="preserve">Index </w:t>
             </w:r>
             <w:r>
               <w:rPr>

--- a/Cohort_OMOP_CPRD_attrition_table_GF.docx
+++ b/Cohort_OMOP_CPRD_attrition_table_GF.docx
@@ -341,10 +341,12 @@
               <w:t>acceptable patient flag (</w:t>
             </w:r>
             <w:proofErr w:type="spellStart"/>
+            <w:proofErr w:type="gramStart"/>
             <w:r>
               <w:t>patient.accept</w:t>
             </w:r>
             <w:proofErr w:type="spellEnd"/>
+            <w:proofErr w:type="gramEnd"/>
             <w:r>
               <w:t xml:space="preserve">) is not equal to 1, </w:t>
             </w:r>
@@ -382,10 +384,12 @@
               </w:numPr>
             </w:pPr>
             <w:proofErr w:type="spellStart"/>
+            <w:proofErr w:type="gramStart"/>
             <w:r>
               <w:t>patient.deathdate</w:t>
             </w:r>
             <w:proofErr w:type="spellEnd"/>
+            <w:proofErr w:type="gramEnd"/>
             <w:r>
               <w:t xml:space="preserve"> occurs prior to </w:t>
             </w:r>
@@ -775,11 +779,19 @@
             </w:r>
             <w:proofErr w:type="spellStart"/>
             <w:r>
-              <w:t>aurum_min_accept_date</w:t>
+              <w:t>aurum_min_accept_</w:t>
+            </w:r>
+            <w:proofErr w:type="gramStart"/>
+            <w:r>
+              <w:t>date</w:t>
             </w:r>
             <w:proofErr w:type="spellEnd"/>
-            <w:r>
-              <w:t xml:space="preserve"> so we did not use that and only checked for fractures after observation period end not before</w:t>
+            <w:proofErr w:type="gramEnd"/>
+            <w:r>
+              <w:t xml:space="preserve"> so we did not</w:t>
+            </w:r>
+            <w:r>
+              <w:t xml:space="preserve"> use that and only checked for fractures after observation period end not before</w:t>
             </w:r>
           </w:p>
         </w:tc>
@@ -803,7 +815,13 @@
               <w:rPr>
                 <w:color w:val="000000"/>
               </w:rPr>
-              <w:t>d)</w:t>
+              <w:t>d</w:t>
+            </w:r>
+            <w:r>
+              <w:rPr>
+                <w:color w:val="000000"/>
+              </w:rPr>
+              <w:t>)</w:t>
             </w:r>
           </w:p>
         </w:tc>
@@ -896,7 +914,13 @@
               <w:rPr>
                 <w:color w:val="000000"/>
               </w:rPr>
-              <w:t>e)</w:t>
+              <w:t>e</w:t>
+            </w:r>
+            <w:r>
+              <w:rPr>
+                <w:color w:val="000000"/>
+              </w:rPr>
+              <w:t>)</w:t>
             </w:r>
           </w:p>
         </w:tc>
@@ -1176,7 +1200,19 @@
               <w:rPr>
                 <w:color w:val="000000"/>
               </w:rPr>
-              <w:t>Cleaning Cohort</w:t>
+              <w:t xml:space="preserve">Cleaning </w:t>
+            </w:r>
+            <w:r>
+              <w:rPr>
+                <w:color w:val="000000"/>
+              </w:rPr>
+              <w:t>C</w:t>
+            </w:r>
+            <w:r>
+              <w:rPr>
+                <w:color w:val="000000"/>
+              </w:rPr>
+              <w:t>ohort</w:t>
             </w:r>
           </w:p>
         </w:tc>
@@ -1499,7 +1535,13 @@
               <w:rPr>
                 <w:color w:val="000000"/>
               </w:rPr>
-              <w:t xml:space="preserve">Index </w:t>
+              <w:t>I</w:t>
+            </w:r>
+            <w:r>
+              <w:rPr>
+                <w:color w:val="000000"/>
+              </w:rPr>
+              <w:t xml:space="preserve">ndex </w:t>
             </w:r>
             <w:r>
               <w:rPr>
